--- a/Calendario2026/Politicas/Politicas2026_201.docx
+++ b/Calendario2026/Politicas/Politicas2026_201.docx
@@ -323,6 +323,7 @@
         </w:rPr>
         <w:t xml:space="preserve"> – </w:t>
       </w:r>
+      <w:proofErr w:type="gramStart"/>
       <w:r>
         <w:rPr>
           <w:rFonts w:ascii="Arial" w:hAnsi="Arial"/>
@@ -331,6 +332,7 @@
         </w:rPr>
         <w:t>Abril</w:t>
       </w:r>
+      <w:proofErr w:type="gramEnd"/>
       <w:r>
         <w:rPr>
           <w:rFonts w:ascii="Arial" w:hAnsi="Arial"/>
@@ -595,7 +597,40 @@
           <w:rFonts w:ascii="Arial" w:hAnsi="Arial"/>
           <w:sz w:val="22"/>
         </w:rPr>
-        <w:t xml:space="preserve">   </w:t>
+        <w:t xml:space="preserve">  </w:t>
+      </w:r>
+      <w:r>
+        <w:rPr>
+          <w:rFonts w:ascii="Arial" w:hAnsi="Arial"/>
+          <w:b/>
+          <w:bCs/>
+          <w:sz w:val="22"/>
+        </w:rPr>
+        <w:t>Salón:</w:t>
+      </w:r>
+      <w:r>
+        <w:rPr>
+          <w:rFonts w:ascii="Arial" w:hAnsi="Arial"/>
+          <w:b/>
+          <w:bCs/>
+          <w:sz w:val="22"/>
+        </w:rPr>
+        <w:t xml:space="preserve"> </w:t>
+      </w:r>
+      <w:r>
+        <w:rPr>
+          <w:rFonts w:ascii="Arial" w:hAnsi="Arial"/>
+          <w:sz w:val="22"/>
+        </w:rPr>
+        <w:t xml:space="preserve"> </w:t>
+      </w:r>
+      <w:r>
+        <w:rPr>
+          <w:rFonts w:ascii="Arial" w:hAnsi="Arial"/>
+          <w:sz w:val="22"/>
+          <w:u w:val="single"/>
+        </w:rPr>
+        <w:t>6302</w:t>
       </w:r>
     </w:p>
     <w:p>
@@ -726,6 +761,7 @@
         </w:rPr>
         <w:t xml:space="preserve"> </w:t>
       </w:r>
+      <w:proofErr w:type="gramStart"/>
       <w:r>
         <w:rPr>
           <w:rFonts w:ascii="Arial" w:hAnsi="Arial"/>
@@ -742,7 +778,17 @@
           <w:u w:val="single"/>
           <w:lang w:val="en-US"/>
         </w:rPr>
-        <w:t xml:space="preserve">iernes </w:t>
+        <w:t>iernes</w:t>
+      </w:r>
+      <w:proofErr w:type="gramEnd"/>
+      <w:r>
+        <w:rPr>
+          <w:rFonts w:ascii="Arial" w:hAnsi="Arial"/>
+          <w:sz w:val="22"/>
+          <w:u w:val="single"/>
+          <w:lang w:val="en-US"/>
+        </w:rPr>
+        <w:t xml:space="preserve"> </w:t>
       </w:r>
       <w:r>
         <w:rPr>
@@ -883,6 +929,7 @@
         </w:rPr>
         <w:t xml:space="preserve"> </w:t>
       </w:r>
+      <w:proofErr w:type="gramStart"/>
       <w:r>
         <w:rPr>
           <w:rFonts w:ascii="Arial" w:hAnsi="Arial"/>
@@ -892,8 +939,9 @@
           <w:u w:val="single"/>
           <w:lang w:eastAsia="es-ES"/>
         </w:rPr>
-        <w:t xml:space="preserve">Martes y jueves (3:00 </w:t>
-      </w:r>
+        <w:t>Martes</w:t>
+      </w:r>
+      <w:proofErr w:type="gramEnd"/>
       <w:r>
         <w:rPr>
           <w:rFonts w:ascii="Arial" w:hAnsi="Arial"/>
@@ -903,7 +951,7 @@
           <w:u w:val="single"/>
           <w:lang w:eastAsia="es-ES"/>
         </w:rPr>
-        <w:t>a</w:t>
+        <w:t xml:space="preserve"> y jueves (3:00 </w:t>
       </w:r>
       <w:r>
         <w:rPr>
@@ -914,7 +962,42 @@
           <w:u w:val="single"/>
           <w:lang w:eastAsia="es-ES"/>
         </w:rPr>
-        <w:t xml:space="preserve"> 4:00 p.m.) | Miércoles y viernes (12:00 </w:t>
+        <w:t>a</w:t>
+      </w:r>
+      <w:r>
+        <w:rPr>
+          <w:rFonts w:ascii="Arial" w:hAnsi="Arial"/>
+          <w:snapToGrid w:val="0"/>
+          <w:sz w:val="22"/>
+          <w:szCs w:val="22"/>
+          <w:u w:val="single"/>
+          <w:lang w:eastAsia="es-ES"/>
+        </w:rPr>
+        <w:t xml:space="preserve"> 4:00 p.m.) | </w:t>
+      </w:r>
+      <w:proofErr w:type="gramStart"/>
+      <w:r>
+        <w:rPr>
+          <w:rFonts w:ascii="Arial" w:hAnsi="Arial"/>
+          <w:snapToGrid w:val="0"/>
+          <w:sz w:val="22"/>
+          <w:szCs w:val="22"/>
+          <w:u w:val="single"/>
+          <w:lang w:eastAsia="es-ES"/>
+        </w:rPr>
+        <w:t>Miércoles</w:t>
+      </w:r>
+      <w:proofErr w:type="gramEnd"/>
+      <w:r>
+        <w:rPr>
+          <w:rFonts w:ascii="Arial" w:hAnsi="Arial"/>
+          <w:snapToGrid w:val="0"/>
+          <w:sz w:val="22"/>
+          <w:szCs w:val="22"/>
+          <w:u w:val="single"/>
+          <w:lang w:eastAsia="es-ES"/>
+        </w:rPr>
+        <w:t xml:space="preserve"> y viernes (12:00 </w:t>
       </w:r>
       <w:r>
         <w:rPr>

--- a/Calendario2026/Politicas/Politicas2026_201.docx
+++ b/Calendario2026/Politicas/Politicas2026_201.docx
@@ -162,7 +162,7 @@
                                     <pic:cNvPicPr/>
                                   </pic:nvPicPr>
                                   <pic:blipFill>
-                                    <a:blip r:embed="rId7">
+                                    <a:blip r:embed="rId8">
                                       <a:extLst>
                                         <a:ext uri="{28A0092B-C50C-407E-A947-70E740481C1C}">
                                           <a14:useLocalDpi xmlns:a14="http://schemas.microsoft.com/office/drawing/2010/main" val="0"/>
@@ -323,7 +323,6 @@
         </w:rPr>
         <w:t xml:space="preserve"> – </w:t>
       </w:r>
-      <w:proofErr w:type="gramStart"/>
       <w:r>
         <w:rPr>
           <w:rFonts w:ascii="Arial" w:hAnsi="Arial"/>
@@ -332,7 +331,6 @@
         </w:rPr>
         <w:t>Abril</w:t>
       </w:r>
-      <w:proofErr w:type="gramEnd"/>
       <w:r>
         <w:rPr>
           <w:rFonts w:ascii="Arial" w:hAnsi="Arial"/>
@@ -761,7 +759,6 @@
         </w:rPr>
         <w:t xml:space="preserve"> </w:t>
       </w:r>
-      <w:proofErr w:type="gramStart"/>
       <w:r>
         <w:rPr>
           <w:rFonts w:ascii="Arial" w:hAnsi="Arial"/>
@@ -778,17 +775,7 @@
           <w:u w:val="single"/>
           <w:lang w:val="en-US"/>
         </w:rPr>
-        <w:t>iernes</w:t>
-      </w:r>
-      <w:proofErr w:type="gramEnd"/>
-      <w:r>
-        <w:rPr>
-          <w:rFonts w:ascii="Arial" w:hAnsi="Arial"/>
-          <w:sz w:val="22"/>
-          <w:u w:val="single"/>
-          <w:lang w:val="en-US"/>
-        </w:rPr>
-        <w:t xml:space="preserve"> </w:t>
+        <w:t xml:space="preserve">iernes </w:t>
       </w:r>
       <w:r>
         <w:rPr>
@@ -929,7 +916,6 @@
         </w:rPr>
         <w:t xml:space="preserve"> </w:t>
       </w:r>
-      <w:proofErr w:type="gramStart"/>
       <w:r>
         <w:rPr>
           <w:rFonts w:ascii="Arial" w:hAnsi="Arial"/>
@@ -939,9 +925,8 @@
           <w:u w:val="single"/>
           <w:lang w:eastAsia="es-ES"/>
         </w:rPr>
-        <w:t>Martes</w:t>
-      </w:r>
-      <w:proofErr w:type="gramEnd"/>
+        <w:t xml:space="preserve">Martes y jueves (3:00 </w:t>
+      </w:r>
       <w:r>
         <w:rPr>
           <w:rFonts w:ascii="Arial" w:hAnsi="Arial"/>
@@ -951,7 +936,7 @@
           <w:u w:val="single"/>
           <w:lang w:eastAsia="es-ES"/>
         </w:rPr>
-        <w:t xml:space="preserve"> y jueves (3:00 </w:t>
+        <w:t>a</w:t>
       </w:r>
       <w:r>
         <w:rPr>
@@ -962,42 +947,7 @@
           <w:u w:val="single"/>
           <w:lang w:eastAsia="es-ES"/>
         </w:rPr>
-        <w:t>a</w:t>
-      </w:r>
-      <w:r>
-        <w:rPr>
-          <w:rFonts w:ascii="Arial" w:hAnsi="Arial"/>
-          <w:snapToGrid w:val="0"/>
-          <w:sz w:val="22"/>
-          <w:szCs w:val="22"/>
-          <w:u w:val="single"/>
-          <w:lang w:eastAsia="es-ES"/>
-        </w:rPr>
-        <w:t xml:space="preserve"> 4:00 p.m.) | </w:t>
-      </w:r>
-      <w:proofErr w:type="gramStart"/>
-      <w:r>
-        <w:rPr>
-          <w:rFonts w:ascii="Arial" w:hAnsi="Arial"/>
-          <w:snapToGrid w:val="0"/>
-          <w:sz w:val="22"/>
-          <w:szCs w:val="22"/>
-          <w:u w:val="single"/>
-          <w:lang w:eastAsia="es-ES"/>
-        </w:rPr>
-        <w:t>Miércoles</w:t>
-      </w:r>
-      <w:proofErr w:type="gramEnd"/>
-      <w:r>
-        <w:rPr>
-          <w:rFonts w:ascii="Arial" w:hAnsi="Arial"/>
-          <w:snapToGrid w:val="0"/>
-          <w:sz w:val="22"/>
-          <w:szCs w:val="22"/>
-          <w:u w:val="single"/>
-          <w:lang w:eastAsia="es-ES"/>
-        </w:rPr>
-        <w:t xml:space="preserve"> y viernes (12:00 </w:t>
+        <w:t xml:space="preserve"> 4:00 p.m.) | Miércoles y viernes (12:00 </w:t>
       </w:r>
       <w:r>
         <w:rPr>
@@ -1202,7 +1152,7 @@
           <w:sz w:val="22"/>
           <w:szCs w:val="22"/>
         </w:rPr>
-        <w:t xml:space="preserve">  9%      Actividades del módulo 1</w:t>
+        <w:t>12.5%   Actividades del módulo 1</w:t>
       </w:r>
     </w:p>
     <w:p>
@@ -1226,31 +1176,15 @@
           <w:sz w:val="22"/>
           <w:szCs w:val="22"/>
         </w:rPr>
-        <w:t xml:space="preserve">  9</w:t>
-      </w:r>
-      <w:r>
-        <w:rPr>
-          <w:rFonts w:ascii="Arial" w:hAnsi="Arial"/>
-          <w:sz w:val="22"/>
-          <w:szCs w:val="22"/>
-        </w:rPr>
-        <w:t>%</w:t>
-      </w:r>
-      <w:r>
-        <w:rPr>
-          <w:rFonts w:ascii="Arial" w:hAnsi="Arial"/>
-          <w:sz w:val="22"/>
-          <w:szCs w:val="22"/>
-        </w:rPr>
-        <w:t xml:space="preserve">   </w:t>
-      </w:r>
-      <w:r>
-        <w:rPr>
-          <w:rFonts w:ascii="Arial" w:hAnsi="Arial"/>
-          <w:sz w:val="22"/>
-          <w:szCs w:val="22"/>
-        </w:rPr>
-        <w:t xml:space="preserve">  </w:t>
+        <w:t>12.5</w:t>
+      </w:r>
+      <w:r>
+        <w:rPr>
+          <w:rFonts w:ascii="Arial" w:hAnsi="Arial"/>
+          <w:sz w:val="22"/>
+          <w:szCs w:val="22"/>
+        </w:rPr>
+        <w:t xml:space="preserve">%  </w:t>
       </w:r>
       <w:r>
         <w:rPr>
@@ -1282,7 +1216,7 @@
           <w:sz w:val="22"/>
           <w:szCs w:val="22"/>
         </w:rPr>
-        <w:t xml:space="preserve">  9%      Actividades del módulo 3     </w:t>
+        <w:t xml:space="preserve">10%      Actividades del módulo 3     </w:t>
       </w:r>
     </w:p>
     <w:p>
@@ -1306,7 +1240,15 @@
           <w:sz w:val="22"/>
           <w:szCs w:val="22"/>
         </w:rPr>
-        <w:t>15%      CENEVAL</w:t>
+        <w:t xml:space="preserve">30%      </w:t>
+      </w:r>
+      <w:r>
+        <w:rPr>
+          <w:rFonts w:ascii="Arial" w:hAnsi="Arial"/>
+          <w:sz w:val="22"/>
+          <w:szCs w:val="22"/>
+        </w:rPr>
+        <w:t>Actividades del RETO</w:t>
       </w:r>
     </w:p>
     <w:p>
@@ -1330,15 +1272,15 @@
           <w:sz w:val="22"/>
           <w:szCs w:val="22"/>
         </w:rPr>
-        <w:t xml:space="preserve">30%      </w:t>
-      </w:r>
-      <w:r>
-        <w:rPr>
-          <w:rFonts w:ascii="Arial" w:hAnsi="Arial"/>
-          <w:sz w:val="22"/>
-          <w:szCs w:val="22"/>
-        </w:rPr>
-        <w:t>Actividades del RETO</w:t>
+        <w:t xml:space="preserve">18%      </w:t>
+      </w:r>
+      <w:r>
+        <w:rPr>
+          <w:rFonts w:ascii="Arial" w:hAnsi="Arial"/>
+          <w:sz w:val="22"/>
+          <w:szCs w:val="22"/>
+        </w:rPr>
+        <w:t>Examen integrador</w:t>
       </w:r>
     </w:p>
     <w:p>
@@ -1362,15 +1304,15 @@
           <w:sz w:val="22"/>
           <w:szCs w:val="22"/>
         </w:rPr>
-        <w:t xml:space="preserve">14%      </w:t>
-      </w:r>
-      <w:r>
-        <w:rPr>
-          <w:rFonts w:ascii="Arial" w:hAnsi="Arial"/>
-          <w:sz w:val="22"/>
-          <w:szCs w:val="22"/>
-        </w:rPr>
-        <w:t>Examen integrador</w:t>
+        <w:t xml:space="preserve">  2%      </w:t>
+      </w:r>
+      <w:r>
+        <w:rPr>
+          <w:rFonts w:ascii="Arial" w:hAnsi="Arial"/>
+          <w:sz w:val="22"/>
+          <w:szCs w:val="22"/>
+        </w:rPr>
+        <w:t>Reflexión y conclusiones</w:t>
       </w:r>
     </w:p>
     <w:p>
@@ -1393,59 +1335,9 @@
           <w:rFonts w:ascii="Arial" w:hAnsi="Arial"/>
           <w:sz w:val="22"/>
           <w:szCs w:val="22"/>
-        </w:rPr>
-        <w:t xml:space="preserve">  4%      </w:t>
-      </w:r>
-      <w:r>
-        <w:rPr>
-          <w:rFonts w:ascii="Arial" w:hAnsi="Arial"/>
-          <w:sz w:val="22"/>
-          <w:szCs w:val="22"/>
-        </w:rPr>
-        <w:t>Reflexión y conclusiones</w:t>
-      </w:r>
-    </w:p>
-    <w:p>
-      <w:pPr>
-        <w:tabs>
-          <w:tab w:val="left" w:pos="1134"/>
-          <w:tab w:val="left" w:pos="3402"/>
-          <w:tab w:val="left" w:pos="5529"/>
-          <w:tab w:val="right" w:pos="8789"/>
-        </w:tabs>
-        <w:spacing w:line="360" w:lineRule="auto"/>
-        <w:rPr>
-          <w:rFonts w:ascii="Arial" w:hAnsi="Arial"/>
-          <w:sz w:val="22"/>
-          <w:szCs w:val="22"/>
-        </w:rPr>
-      </w:pPr>
-      <w:r>
-        <w:rPr>
-          <w:rFonts w:ascii="Arial" w:hAnsi="Arial"/>
-          <w:sz w:val="22"/>
-          <w:szCs w:val="22"/>
           <w:u w:val="single"/>
         </w:rPr>
-        <w:t>1</w:t>
-      </w:r>
-      <w:r>
-        <w:rPr>
-          <w:rFonts w:ascii="Arial" w:hAnsi="Arial"/>
-          <w:sz w:val="22"/>
-          <w:szCs w:val="22"/>
-          <w:u w:val="single"/>
-        </w:rPr>
-        <w:t>0</w:t>
-      </w:r>
-      <w:r>
-        <w:rPr>
-          <w:rFonts w:ascii="Arial" w:hAnsi="Arial"/>
-          <w:sz w:val="22"/>
-          <w:szCs w:val="22"/>
-          <w:u w:val="single"/>
-        </w:rPr>
-        <w:t xml:space="preserve">%  </w:t>
+        <w:t xml:space="preserve">15%  </w:t>
       </w:r>
       <w:r>
         <w:rPr>
@@ -2162,8 +2054,8 @@
       </w:r>
     </w:p>
     <w:sectPr>
-      <w:headerReference w:type="even" r:id="rId8"/>
-      <w:headerReference w:type="default" r:id="rId9"/>
+      <w:headerReference w:type="even" r:id="rId9"/>
+      <w:headerReference w:type="default" r:id="rId10"/>
       <w:pgSz w:w="12242" w:h="15842" w:code="1"/>
       <w:pgMar w:top="142" w:right="1134" w:bottom="426" w:left="1418" w:header="720" w:footer="720" w:gutter="0"/>
       <w:cols w:space="720"/>
